--- a/ТЕСТ_ПТС_вводное.docx
+++ b/ТЕСТ_ПТС_вводное.docx
@@ -21,14 +21,7 @@
           <w:rFonts w:ascii="Times New Roman" w:hAnsi="Times New Roman" w:eastAsia="Times New Roman"/>
           <w:sz w:val="28"/>
         </w:rPr>
-        <w:t>1</w:t>
-      </w:r>
-      <w:r>
-        <w:rPr>
-          <w:rFonts w:ascii="Times New Roman" w:hAnsi="Times New Roman" w:eastAsia="Times New Roman"/>
-          <w:sz w:val="28"/>
-        </w:rPr>
-        <w:t>. Соедините термин и его определение:</w:t>
+        <w:t>1. Соедините термин и его задачи:</w:t>
       </w:r>
     </w:p>
     <w:p/>
@@ -102,7 +95,7 @@
                 <w:rFonts w:ascii="Times New Roman" w:hAnsi="Times New Roman" w:eastAsia="Times New Roman"/>
                 <w:sz w:val="24"/>
               </w:rPr>
-              <w:t>Б) звук в программу и связь с организаторами по сценарию</w:t>
+              <w:t>Б) связь с организаторами по сценарию</w:t>
             </w:r>
           </w:p>
         </w:tc>
@@ -134,7 +127,7 @@
                 <w:rFonts w:ascii="Times New Roman" w:hAnsi="Times New Roman" w:eastAsia="Times New Roman"/>
                 <w:sz w:val="24"/>
               </w:rPr>
-              <w:t>В) отвечает за эфир целиком и финальное «можно в эфир»</w:t>
+              <w:t>В) отвечает за эфир целиком</w:t>
             </w:r>
           </w:p>
         </w:tc>
@@ -166,7 +159,7 @@
                 <w:rFonts w:ascii="Times New Roman" w:hAnsi="Times New Roman" w:eastAsia="Times New Roman"/>
                 <w:sz w:val="24"/>
               </w:rPr>
-              <w:t>Г) графика в эфире: слои, переходы, визуальный ритм</w:t>
+              <w:t>Г) графика в эфире</w:t>
             </w:r>
           </w:p>
         </w:tc>
@@ -215,7 +208,7 @@
                 <w:rFonts w:ascii="Times New Roman" w:hAnsi="Times New Roman" w:eastAsia="Times New Roman"/>
                 <w:sz w:val="24"/>
               </w:rPr>
-              <w:t>Звук / продюсер</w:t>
+              <w:t>Продюсер</w:t>
             </w:r>
           </w:p>
         </w:tc>
@@ -230,7 +223,7 @@
                 <w:rFonts w:ascii="Times New Roman" w:hAnsi="Times New Roman" w:eastAsia="Times New Roman"/>
                 <w:sz w:val="24"/>
               </w:rPr>
-              <w:t>Е) коммутация, сигналы, железо, стрим</w:t>
+              <w:t>Е) коммутация, сигналы, железо</w:t>
             </w:r>
           </w:p>
         </w:tc>
@@ -245,14 +238,7 @@
           <w:rFonts w:ascii="Times New Roman" w:hAnsi="Times New Roman" w:eastAsia="Times New Roman"/>
           <w:sz w:val="28"/>
         </w:rPr>
-        <w:t>2</w:t>
-      </w:r>
-      <w:r>
-        <w:rPr>
-          <w:rFonts w:ascii="Times New Roman" w:hAnsi="Times New Roman" w:eastAsia="Times New Roman"/>
-          <w:sz w:val="28"/>
-        </w:rPr>
-        <w:t>. Зачем нужны трансляции? Дайте определение «ПТС».</w:t>
+        <w:t>2. Зачем нужны трансляции? Дайте определение «ПТС».</w:t>
       </w:r>
     </w:p>
     <w:p>
@@ -264,14 +250,7 @@
           <w:rFonts w:ascii="Times New Roman" w:hAnsi="Times New Roman" w:eastAsia="Times New Roman"/>
           <w:sz w:val="28"/>
         </w:rPr>
-        <w:t>3</w:t>
-      </w:r>
-      <w:r>
-        <w:rPr>
-          <w:rFonts w:ascii="Times New Roman" w:hAnsi="Times New Roman" w:eastAsia="Times New Roman"/>
-          <w:sz w:val="28"/>
-        </w:rPr>
-        <w:t>. Какими бывают трансляции? Назовите форматы и различие по числу камер.</w:t>
+        <w:t>3. Какими бывают трансляции? Назовите форматы</w:t>
       </w:r>
     </w:p>
     <w:p>
@@ -283,14 +262,7 @@
           <w:rFonts w:ascii="Times New Roman" w:hAnsi="Times New Roman" w:eastAsia="Times New Roman"/>
           <w:sz w:val="28"/>
         </w:rPr>
-        <w:t>4</w:t>
-      </w:r>
-      <w:r>
-        <w:rPr>
-          <w:rFonts w:ascii="Times New Roman" w:hAnsi="Times New Roman" w:eastAsia="Times New Roman"/>
-          <w:sz w:val="28"/>
-        </w:rPr>
-        <w:t>. Опишите пайплайн трансляции от источника до зрителя.</w:t>
+        <w:t>4. Опишите пайплайн трансляции от источника до зрителя.</w:t>
       </w:r>
     </w:p>
     <w:p>
@@ -302,14 +274,7 @@
           <w:rFonts w:ascii="Times New Roman" w:hAnsi="Times New Roman" w:eastAsia="Times New Roman"/>
           <w:sz w:val="28"/>
         </w:rPr>
-        <w:t>5</w:t>
-      </w:r>
-      <w:r>
-        <w:rPr>
-          <w:rFonts w:ascii="Times New Roman" w:hAnsi="Times New Roman" w:eastAsia="Times New Roman"/>
-          <w:sz w:val="28"/>
-        </w:rPr>
-        <w:t>. Что относится к железу, а что к софту на трансляции?</w:t>
+        <w:t>5. Что относится к железу, а что к софту на трансляции?</w:t>
       </w:r>
     </w:p>
     <w:p>
@@ -321,33 +286,269 @@
           <w:rFonts w:ascii="Times New Roman" w:hAnsi="Times New Roman" w:eastAsia="Times New Roman"/>
           <w:sz w:val="28"/>
         </w:rPr>
-        <w:t>6</w:t>
+        <w:t>6. Куда может уходить картинка с мероприятия? Приведите примеры.</w:t>
       </w:r>
+    </w:p>
+    <w:p>
+      <w:r>
+        <w:br w:type="page"/>
+      </w:r>
+    </w:p>
+    <w:p>
       <w:r>
         <w:rPr>
           <w:rFonts w:ascii="Times New Roman" w:hAnsi="Times New Roman" w:eastAsia="Times New Roman"/>
+          <w:b/>
           <w:sz w:val="28"/>
         </w:rPr>
-        <w:t>. Назовите площадки работы ПТС и форматы обучения на курсе.</w:t>
+        <w:t>Ответы (для быстрой проверки)</w:t>
       </w:r>
     </w:p>
     <w:p>
       <w:pPr>
-        <w:spacing w:before="240"/>
+        <w:spacing w:before="160" w:after="40"/>
       </w:pPr>
       <w:r>
         <w:rPr>
           <w:rFonts w:ascii="Times New Roman" w:hAnsi="Times New Roman" w:eastAsia="Times New Roman"/>
+          <w:b/>
           <w:sz w:val="28"/>
         </w:rPr>
-        <w:t xml:space="preserve">Ситуация: </w:t>
+        <w:t>1.</w:t>
       </w:r>
+    </w:p>
+    <w:p>
+      <w:pPr>
+        <w:spacing w:after="20"/>
+        <w:ind w:left="240"/>
+      </w:pPr>
       <w:r>
         <w:rPr>
           <w:rFonts w:ascii="Times New Roman" w:hAnsi="Times New Roman" w:eastAsia="Times New Roman"/>
+          <w:sz w:val="24"/>
+        </w:rPr>
+        <w:t>Выпускающий режиссёр — В</w:t>
+      </w:r>
+    </w:p>
+    <w:p>
+      <w:pPr>
+        <w:spacing w:after="20"/>
+        <w:ind w:left="240"/>
+      </w:pPr>
+      <w:r>
+        <w:rPr>
+          <w:rFonts w:ascii="Times New Roman" w:hAnsi="Times New Roman" w:eastAsia="Times New Roman"/>
+          <w:sz w:val="24"/>
+        </w:rPr>
+        <w:t>Режиссёр трансляции — Д</w:t>
+      </w:r>
+    </w:p>
+    <w:p>
+      <w:pPr>
+        <w:spacing w:after="20"/>
+        <w:ind w:left="240"/>
+      </w:pPr>
+      <w:r>
+        <w:rPr>
+          <w:rFonts w:ascii="Times New Roman" w:hAnsi="Times New Roman" w:eastAsia="Times New Roman"/>
+          <w:sz w:val="24"/>
+        </w:rPr>
+        <w:t>Инженер ПТС — Е</w:t>
+      </w:r>
+    </w:p>
+    <w:p>
+      <w:pPr>
+        <w:spacing w:after="20"/>
+        <w:ind w:left="240"/>
+      </w:pPr>
+      <w:r>
+        <w:rPr>
+          <w:rFonts w:ascii="Times New Roman" w:hAnsi="Times New Roman" w:eastAsia="Times New Roman"/>
+          <w:sz w:val="24"/>
+        </w:rPr>
+        <w:t>Оператор — А</w:t>
+      </w:r>
+    </w:p>
+    <w:p>
+      <w:pPr>
+        <w:spacing w:after="20"/>
+        <w:ind w:left="240"/>
+      </w:pPr>
+      <w:r>
+        <w:rPr>
+          <w:rFonts w:ascii="Times New Roman" w:hAnsi="Times New Roman" w:eastAsia="Times New Roman"/>
+          <w:sz w:val="24"/>
+        </w:rPr>
+        <w:t>Виджей трансляции — Г</w:t>
+      </w:r>
+    </w:p>
+    <w:p>
+      <w:pPr>
+        <w:spacing w:after="20"/>
+        <w:ind w:left="240"/>
+      </w:pPr>
+      <w:r>
+        <w:rPr>
+          <w:rFonts w:ascii="Times New Roman" w:hAnsi="Times New Roman" w:eastAsia="Times New Roman"/>
+          <w:sz w:val="24"/>
+        </w:rPr>
+        <w:t>Продюсер — Б</w:t>
+      </w:r>
+    </w:p>
+    <w:p>
+      <w:pPr>
+        <w:spacing w:before="160" w:after="40"/>
+      </w:pPr>
+      <w:r>
+        <w:rPr>
+          <w:rFonts w:ascii="Times New Roman" w:hAnsi="Times New Roman" w:eastAsia="Times New Roman"/>
+          <w:b/>
           <w:sz w:val="28"/>
         </w:rPr>
-        <w:t>Вы — инженер прямой трансляции мероприятия. Во время эфира режиссёр сообщает, что картинка от одной из ключевых камер резко пропала и в мониторе вместо изображения — ошибка "No Signal". При этом другие камеры работают нормально. Ваши действия?</w:t>
+        <w:t>2.</w:t>
+      </w:r>
+    </w:p>
+    <w:p>
+      <w:pPr>
+        <w:spacing w:after="20"/>
+        <w:ind w:left="240"/>
+      </w:pPr>
+      <w:r>
+        <w:rPr>
+          <w:rFonts w:ascii="Times New Roman" w:hAnsi="Times New Roman" w:eastAsia="Times New Roman"/>
+          <w:sz w:val="24"/>
+        </w:rPr>
+        <w:t>Зачем: доступность; расширение аудитории; удалённые команды и конференции; качество события.</w:t>
+      </w:r>
+    </w:p>
+    <w:p>
+      <w:pPr>
+        <w:spacing w:after="20"/>
+        <w:ind w:left="240"/>
+      </w:pPr>
+      <w:r>
+        <w:rPr>
+          <w:rFonts w:ascii="Times New Roman" w:hAnsi="Times New Roman" w:eastAsia="Times New Roman"/>
+          <w:sz w:val="24"/>
+        </w:rPr>
+        <w:t>ПТС — передвижная телевизионная станция; цепочка, которая увозит событие за пределы зала (направление ТЕХ ГУАП).</w:t>
+      </w:r>
+    </w:p>
+    <w:p>
+      <w:pPr>
+        <w:spacing w:before="160" w:after="40"/>
+      </w:pPr>
+      <w:r>
+        <w:rPr>
+          <w:rFonts w:ascii="Times New Roman" w:hAnsi="Times New Roman" w:eastAsia="Times New Roman"/>
+          <w:b/>
+          <w:sz w:val="28"/>
+        </w:rPr>
+        <w:t>3.</w:t>
+      </w:r>
+    </w:p>
+    <w:p>
+      <w:pPr>
+        <w:spacing w:after="20"/>
+        <w:ind w:left="240"/>
+      </w:pPr>
+      <w:r>
+        <w:rPr>
+          <w:rFonts w:ascii="Times New Roman" w:hAnsi="Times New Roman" w:eastAsia="Times New Roman"/>
+          <w:sz w:val="24"/>
+        </w:rPr>
+        <w:t>Форматы: Live; гибрид; запись / IMAG; студийная.</w:t>
+      </w:r>
+    </w:p>
+    <w:p>
+      <w:pPr>
+        <w:spacing w:before="160" w:after="40"/>
+      </w:pPr>
+      <w:r>
+        <w:rPr>
+          <w:rFonts w:ascii="Times New Roman" w:hAnsi="Times New Roman" w:eastAsia="Times New Roman"/>
+          <w:b/>
+          <w:sz w:val="28"/>
+        </w:rPr>
+        <w:t>4.</w:t>
+      </w:r>
+    </w:p>
+    <w:p>
+      <w:pPr>
+        <w:spacing w:after="20"/>
+        <w:ind w:left="240"/>
+      </w:pPr>
+      <w:r>
+        <w:rPr>
+          <w:rFonts w:ascii="Times New Roman" w:hAnsi="Times New Roman" w:eastAsia="Times New Roman"/>
+          <w:sz w:val="24"/>
+        </w:rPr>
+        <w:t>Источник → сигнал → микшер → доставка → зритель.</w:t>
+      </w:r>
+    </w:p>
+    <w:p>
+      <w:pPr>
+        <w:spacing w:before="160" w:after="40"/>
+      </w:pPr>
+      <w:r>
+        <w:rPr>
+          <w:rFonts w:ascii="Times New Roman" w:hAnsi="Times New Roman" w:eastAsia="Times New Roman"/>
+          <w:b/>
+          <w:sz w:val="28"/>
+        </w:rPr>
+        <w:t>5.</w:t>
+      </w:r>
+    </w:p>
+    <w:p>
+      <w:pPr>
+        <w:spacing w:after="20"/>
+        <w:ind w:left="240"/>
+      </w:pPr>
+      <w:r>
+        <w:rPr>
+          <w:rFonts w:ascii="Times New Roman" w:hAnsi="Times New Roman" w:eastAsia="Times New Roman"/>
+          <w:sz w:val="24"/>
+        </w:rPr>
+        <w:t>Железо: камеры, коммутация, микшер.</w:t>
+      </w:r>
+    </w:p>
+    <w:p>
+      <w:pPr>
+        <w:spacing w:after="20"/>
+        <w:ind w:left="240"/>
+      </w:pPr>
+      <w:r>
+        <w:rPr>
+          <w:rFonts w:ascii="Times New Roman" w:hAnsi="Times New Roman" w:eastAsia="Times New Roman"/>
+          <w:sz w:val="24"/>
+        </w:rPr>
+        <w:t>Софт: vMix, контент (титры, бамперы, стингеры), кодеки и доставка, сети и стандарты (NDI, Dante, RTMP/SRT).</w:t>
+      </w:r>
+    </w:p>
+    <w:p>
+      <w:pPr>
+        <w:spacing w:before="160" w:after="40"/>
+      </w:pPr>
+      <w:r>
+        <w:rPr>
+          <w:rFonts w:ascii="Times New Roman" w:hAnsi="Times New Roman" w:eastAsia="Times New Roman"/>
+          <w:b/>
+          <w:sz w:val="28"/>
+        </w:rPr>
+        <w:t>6.</w:t>
+      </w:r>
+    </w:p>
+    <w:p>
+      <w:pPr>
+        <w:spacing w:after="20"/>
+        <w:ind w:left="240"/>
+      </w:pPr>
+      <w:r>
+        <w:rPr>
+          <w:rFonts w:ascii="Times New Roman" w:hAnsi="Times New Roman" w:eastAsia="Times New Roman"/>
+          <w:sz w:val="24"/>
+        </w:rPr>
+        <w:t>Прямой эфир (VK, YouTube и др.); онлайн-встреча (Zoom, TrueConf и др.); запись (архив, нарезки, отчётность); удалённый зал.</w:t>
       </w:r>
     </w:p>
     <w:sectPr>
